--- a/fixtures/generated/c08__text-box.docx
+++ b/fixtures/generated/c08__text-box.docx
@@ -227,7 +227,7 @@
     </w:p>
     <w:p>
       <w:r>
-        <w:t>- Acted as the named contact for three retail clients, who reached me directly on my personal mobile</w:t>
+        <w:t>- Acted as the named contact for three retail clients, who reached me directly on my personal mobile 085 555 0177</w:t>
       </w:r>
     </w:p>
     <w:p>

--- a/fixtures/generated/c08__text-box.docx
+++ b/fixtures/generated/c08__text-box.docx
@@ -38,6 +38,11 @@
                 <w:p>
                   <w:r>
                     <w:t xml:space="preserve">Castletroy</w:t>
+                  </w:r>
+                </w:p>
+                <w:p>
+                  <w:r>
+                    <w:t xml:space="preserve">Limerick</w:t>
                   </w:r>
                 </w:p>
                 <w:p>
